--- a/pr-preview/pr-176/chapters/avoid-cliches.docx
+++ b/pr-preview/pr-176/chapters/avoid-cliches.docx
@@ -15,7 +15,7 @@
         <w:pStyle w:val="Date"/>
       </w:pPr>
       <w:r>
-        <w:t xml:space="preserve">Last modified: 2026-10-13 10:37:27 (PDT)</w:t>
+        <w:t xml:space="preserve">Last modified: 2026-10-13 10:47:40 (PDT)</w:t>
       </w:r>
     </w:p>
     <w:tbl>
@@ -3288,7 +3288,7 @@
         <w:t xml:space="preserve"> </w:t>
       </w:r>
       <w:r>
-        <w:t xml:space="preserve">“The risk is what says how a model does on neighbourhoods outside the sample”</w:t>
+        <w:t xml:space="preserve">“The risk is what says how a model does on neighborhoods outside the sample”</w:t>
       </w:r>
       <w:r>
         <w:t xml:space="preserve"> </w:t>
@@ -3300,7 +3300,7 @@
         <w:t xml:space="preserve"> </w:t>
       </w:r>
       <w:r>
-        <w:t xml:space="preserve">“The risk measures how well a model predicts neighbourhoods outside the sample”</w:t>
+        <w:t xml:space="preserve">“The risk measures how well a model predicts neighborhoods outside the sample”</w:t>
       </w:r>
       <w:r>
         <w:t xml:space="preserve">,</w:t>
@@ -3330,13 +3330,34 @@
         <w:t xml:space="preserve"> </w:t>
       </w:r>
       <w:r>
+        <w:t xml:space="preserve">“No label was used, which is why the task is unsupervised”</w:t>
+      </w:r>
+      <w:r>
+        <w:t xml:space="preserve"> </w:t>
+      </w:r>
+      <w:r>
+        <w:t xml:space="preserve">becomes</w:t>
+      </w:r>
+      <w:r>
+        <w:t xml:space="preserve"> </w:t>
+      </w:r>
+      <w:r>
+        <w:t xml:space="preserve">“No label was used, so the task is unsupervised”</w:t>
+      </w:r>
+      <w:r>
+        <w:t xml:space="preserve">,</w:t>
+      </w:r>
+      <w:r>
+        <w:t xml:space="preserve"> </w:t>
+      </w:r>
+      <w:r>
         <w:t xml:space="preserve">and</w:t>
       </w:r>
       <w:r>
         <w:t xml:space="preserve"> </w:t>
       </w:r>
       <w:r>
-        <w:t xml:space="preserve">“No label was used, which is why the task is unsupervised”</w:t>
+        <w:t xml:space="preserve">“The step is cheap, which is what makes it affordable”</w:t>
       </w:r>
       <w:r>
         <w:t xml:space="preserve"> </w:t>
@@ -3348,7 +3369,7 @@
         <w:t xml:space="preserve"> </w:t>
       </w:r>
       <w:r>
-        <w:t xml:space="preserve">“No label was used, so the task is unsupervised”</w:t>
+        <w:t xml:space="preserve">“The step is cheap, so it is affordable”</w:t>
       </w:r>
       <w:r>
         <w:t xml:space="preserve">.</w:t>
@@ -3357,19 +3378,19 @@
         <w:t xml:space="preserve"> </w:t>
       </w:r>
       <w:r>
-        <w:t xml:space="preserve">Keep</w:t>
-      </w:r>
-      <w:r>
-        <w:t xml:space="preserve"> </w:t>
-      </w:r>
-      <w:r>
-        <w:t xml:space="preserve">“That is why”</w:t>
-      </w:r>
-      <w:r>
-        <w:t xml:space="preserve"> </w:t>
-      </w:r>
-      <w:r>
-        <w:t xml:space="preserve">only where a real reason follows that the reader would not guess.</w:t>
+        <w:t xml:space="preserve">Keep a</w:t>
+      </w:r>
+      <w:r>
+        <w:t xml:space="preserve"> </w:t>
+      </w:r>
+      <w:r>
+        <w:t xml:space="preserve">“, which is why”</w:t>
+      </w:r>
+      <w:r>
+        <w:t xml:space="preserve"> </w:t>
+      </w:r>
+      <w:r>
+        <w:t xml:space="preserve">tail only where a real reason follows that the reader would not guess.</w:t>
       </w:r>
     </w:p>
     <w:p>
